--- a/rapports/2026-06-06/EQ31/EQ31_sup_v2/DR_malforme_1_03202E_11/33-18-93-12.docx
+++ b/rapports/2026-06-06/EQ31/EQ31_sup_v2/DR_malforme_1_03202E_11/33-18-93-12.docx
@@ -297,7 +297,7 @@
           <w:color w:val="1F6FEB"/>
           <w:sz w:val="22"/>
         </w:rPr>
-        <w:t>⚠ INCOHÉRENCES À CORRIGER (70)</w:t>
+        <w:t>⚠ INCOHÉRENCES À CORRIGER (68)</w:t>
       </w:r>
     </w:p>
     <w:tbl>
@@ -544,7 +544,7 @@
                 <w:color w:val="16A34A"/>
                 <w:sz w:val="16"/>
               </w:rPr>
-              <w:t>—</w:t>
+              <w:t>s01q00b, s02q17_2, s02q15_2</w:t>
             </w:r>
           </w:p>
         </w:tc>
@@ -575,7 +575,7 @@
                 <w:i w:val="0"/>
                 <w:sz w:val="17"/>
               </w:rPr>
-              <w:t>Incohérence!!! seulement les écoles privées paient les frais de scolarité (y compris les frais d'inscription).</w:t>
+              <w:t>Incohérence!! MAIMOUNA KANDE fréquente 1ére année de Primaire mais ne paie ni la scolarité ni la cotisation, prière de corriger ou fournir une explication à cela.</w:t>
             </w:r>
           </w:p>
         </w:tc>
@@ -634,7 +634,7 @@
                 <w:color w:val="16A34A"/>
                 <w:sz w:val="16"/>
               </w:rPr>
-              <w:t>s01q32, s01q36, s01q38, s04q37_modif, s02q33, s02q34, s01q00b</w:t>
+              <w:t>s01q00b, s02q17_2, s02q15_2</w:t>
             </w:r>
           </w:p>
         </w:tc>
@@ -665,7 +665,7 @@
                 <w:i w:val="0"/>
                 <w:sz w:val="17"/>
               </w:rPr>
-              <w:t>Peu probable!!! Vu l'âge (14 ans) de FATOUMATA KANDE ou l'année à laquelle FATOUMATA KANDE a fréquenté l'école pour la dernière fois (.) le dernier diplome de FATOUMATA KANDE ne peut être le Certificat d'études primaires (CEP), prière de corriger cette incohérence ou confirmer avec le QG.</w:t>
+              <w:t>Incohérence!! OUSMANE KANDE fréquente 5ème année de Primaire mais ne paie ni la scolarité ni la cotisation, prière de corriger ou fournir une explication à cela.</w:t>
             </w:r>
           </w:p>
         </w:tc>
@@ -755,7 +755,7 @@
                 <w:i w:val="0"/>
                 <w:sz w:val="17"/>
               </w:rPr>
-              <w:t>Incohérence!! MAIMOUNA KANDE fréquente 1ére année de Primaire mais ne paie ni la scolarité ni la cotisation, prière de corriger ou fournir une explication à cela.</w:t>
+              <w:t>Incohérence!! OUSSEYNOU KANDE fréquente 5ème année de Primaire mais ne paie ni la scolarité ni la cotisation, prière de corriger ou fournir une explication à cela.</w:t>
             </w:r>
           </w:p>
         </w:tc>
@@ -845,7 +845,7 @@
                 <w:i w:val="0"/>
                 <w:sz w:val="17"/>
               </w:rPr>
-              <w:t>Incohérence!! OUSMANE KANDE fréquente 5ème année de Primaire mais ne paie ni la scolarité ni la cotisation, prière de corriger ou fournir une explication à cela.</w:t>
+              <w:t>Incohérence!! SEKOU KANDE fréquente 5ème année de Primaire mais ne paie ni la scolarité ni la cotisation, prière de corriger ou fournir une explication à cela.</w:t>
             </w:r>
           </w:p>
         </w:tc>
@@ -904,7 +904,7 @@
                 <w:color w:val="16A34A"/>
                 <w:sz w:val="16"/>
               </w:rPr>
-              <w:t>s01q00b, s02q17_2, s02q15_2</w:t>
+              <w:t>s01q32, s01q36, s01q38, s04q37_modif, s02q33, s02q34, s01q00b</w:t>
             </w:r>
           </w:p>
         </w:tc>
@@ -935,7 +935,7 @@
                 <w:i w:val="0"/>
                 <w:sz w:val="17"/>
               </w:rPr>
-              <w:t>Incohérence!! OUSSEYNOU KANDE fréquente 5ème année de Primaire mais ne paie ni la scolarité ni la cotisation, prière de corriger ou fournir une explication à cela.</w:t>
+              <w:t>Peu probable!!! Vu l'âge (14 ans) de FATOUMATA KANDE ou l'année à laquelle FATOUMATA KANDE a fréquenté l'école pour la dernière fois (.) le dernier diplome de FATOUMATA KANDE ne peut être le Certificat d'études primaires (CEP), prière de corriger cette incohérence ou confirmer avec le QG.</w:t>
             </w:r>
           </w:p>
         </w:tc>
@@ -994,7 +994,7 @@
                 <w:color w:val="16A34A"/>
                 <w:sz w:val="16"/>
               </w:rPr>
-              <w:t>s01q00b, s02q17_2, s02q15_2</w:t>
+              <w:t>s01q32, s01q36, s01q38, s04q37_modif, s02q33, s02q34, s01q00b</w:t>
             </w:r>
           </w:p>
         </w:tc>
@@ -1025,7 +1025,7 @@
                 <w:i w:val="0"/>
                 <w:sz w:val="17"/>
               </w:rPr>
-              <w:t>Incohérence!! SEKOU KANDE fréquente 5ème année de Primaire mais ne paie ni la scolarité ni la cotisation, prière de corriger ou fournir une explication à cela.</w:t>
+              <w:t>Peu probable!!! Vu l'âge (16 ans) de HABY KANDE ou l'année à laquelle HABY KANDE a fréquenté l'école pour la dernière fois (2023) le dernier diplome de HABY KANDE ne peut être le Certificat d'études primaires (CEP), prière de corriger cette incohérence ou confirmer avec le QG.</w:t>
             </w:r>
           </w:p>
         </w:tc>
@@ -1115,7 +1115,7 @@
                 <w:i w:val="0"/>
                 <w:sz w:val="17"/>
               </w:rPr>
-              <w:t>Peu probable!!! Vu l'âge (16 ans) de HABY KANDE ou l'année à laquelle HABY KANDE a fréquenté l'école pour la dernière fois (2023) le dernier diplome de HABY KANDE ne peut être le Certificat d'études primaires (CEP), prière de corriger cette incohérence ou confirmer avec le QG.</w:t>
+              <w:t>Peu probable!!! Vu l'âge (22 ans) de BOUBACAR KANDE ou l'année à laquelle BOUBACAR KANDE a fréquenté l'école pour la dernière fois (2018) le dernier diplome de BOUBACAR KANDE ne peut être le Certificat d'études primaires (CEP), prière de corriger cette incohérence ou confirmer avec le QG.</w:t>
             </w:r>
           </w:p>
         </w:tc>
@@ -1148,7 +1148,7 @@
                 <w:i w:val="0"/>
                 <w:sz w:val="16"/>
               </w:rPr>
-              <w:t>S02</w:t>
+              <w:t>S11</w:t>
               <w:br/>
             </w:r>
             <w:r>
@@ -1158,7 +1158,7 @@
                 <w:color w:val="64748B"/>
                 <w:sz w:val="14"/>
               </w:rPr>
-              <w:t>Éducation</w:t>
+              <w:t>Logement / cadre de vie</w:t>
             </w:r>
           </w:p>
         </w:tc>
@@ -1174,7 +1174,7 @@
                 <w:color w:val="16A34A"/>
                 <w:sz w:val="16"/>
               </w:rPr>
-              <w:t>s01q32, s01q36, s01q38, s04q37_modif, s02q33, s02q34, s01q00b</w:t>
+              <w:t>—</w:t>
             </w:r>
           </w:p>
         </w:tc>
@@ -1205,7 +1205,7 @@
                 <w:i w:val="0"/>
                 <w:sz w:val="17"/>
               </w:rPr>
-              <w:t>Peu probable!!! Vu l'âge (22 ans) de BOUBACAR KANDE ou l'année à laquelle BOUBACAR KANDE a fréquenté l'école pour la dernière fois (2018) le dernier diplome de BOUBACAR KANDE ne peut être le Certificat d'études primaires (CEP), prière de corriger cette incohérence ou confirmer avec le QG.</w:t>
+              <w:t>Incoherent!!! Le nombre de pièces occupés (12) est superieur aux nombres de personnes vivant dans le ménage.</w:t>
             </w:r>
           </w:p>
         </w:tc>
@@ -1295,7 +1295,7 @@
                 <w:i w:val="0"/>
                 <w:sz w:val="17"/>
               </w:rPr>
-              <w:t>Incoherent!!! Le nombre de pièces occupés (12) est superieur aux nombres de personnes vivant dans le ménage.</w:t>
+              <w:t>Prière de corriger cette incohérence.</w:t>
             </w:r>
           </w:p>
         </w:tc>
@@ -1385,7 +1385,7 @@
                 <w:i w:val="0"/>
                 <w:sz w:val="17"/>
               </w:rPr>
-              <w:t>Prière de corriger cette incohérence.</w:t>
+              <w:t>Incoherence!! Le ménage a depensé .</w:t>
             </w:r>
           </w:p>
         </w:tc>
@@ -1444,7 +1444,7 @@
                 <w:color w:val="16A34A"/>
                 <w:sz w:val="16"/>
               </w:rPr>
-              <w:t>—</w:t>
+              <w:t>s01q29, s01q31, s04q24, s00q04, s11q21, s09fq03, s09fq011</w:t>
             </w:r>
           </w:p>
         </w:tc>
@@ -1475,7 +1475,7 @@
                 <w:i w:val="0"/>
                 <w:sz w:val="17"/>
               </w:rPr>
-              <w:t>Incoherence!! Le ménage a depensé .</w:t>
+              <w:t>FCFA dans Frais de connexion au réseau de distribution d'eau mais dit ne pas être connecté à un réseau d'eau courante, prière de corriger cette incoherenceAttention!!! Les ménages vivants dans un(e) Maison Basse à KOLDA Rural ont généralement comme principal matériau de construction le/la Ciment/Béton/Pierres de taille, mais celui du ménage de YAYA KANDE (Banco amélioré/ semi-dur) diffère de celui-ci.</w:t>
             </w:r>
           </w:p>
         </w:tc>
@@ -1490,10 +1490,10 @@
               <w:rPr>
                 <w:b/>
                 <w:i w:val="0"/>
-                <w:color w:val="DC2626"/>
+                <w:color w:val="EA580C"/>
                 <w:sz w:val="16"/>
               </w:rPr>
-              <w:t>Haute</w:t>
+              <w:t>Moyenne</w:t>
             </w:r>
           </w:p>
         </w:tc>
@@ -1508,7 +1508,7 @@
                 <w:i w:val="0"/>
                 <w:sz w:val="16"/>
               </w:rPr>
-              <w:t>S11</w:t>
+              <w:t>S00</w:t>
               <w:br/>
             </w:r>
             <w:r>
@@ -1518,7 +1518,7 @@
                 <w:color w:val="64748B"/>
                 <w:sz w:val="14"/>
               </w:rPr>
-              <w:t>Logement / cadre de vie</w:t>
+              <w:t>Identification</w:t>
             </w:r>
           </w:p>
         </w:tc>
@@ -1534,7 +1534,7 @@
                 <w:color w:val="16A34A"/>
                 <w:sz w:val="16"/>
               </w:rPr>
-              <w:t>s01q29, s01q31, s04q24, s00q04, s11q21, s09fq03, s09fq011</w:t>
+              <w:t>s00q27</w:t>
             </w:r>
           </w:p>
         </w:tc>
@@ -1565,7 +1565,7 @@
                 <w:i w:val="0"/>
                 <w:sz w:val="17"/>
               </w:rPr>
-              <w:t>FCFA dans Frais de connexion au réseau de distribution d'eau mais dit ne pas être connecté à un réseau d'eau courante, prière de corriger cette incoherenceAttention!!! Les ménages vivants dans un(e) Maison Basse à KOLDA Rural ont généralement comme principal matériau de construction le/la Ciment/Béton/Pierres de taille, mais celui du ménage de YAYA KANDE (Banco amélioré/ semi-dur) diffère de celui-ci.</w:t>
+              <w:t>Vous avez declaré que le questionnaire est complètement fini mais le questionnaire est en statut partiel, prière de mettre le questionnaire en statut complet s'il est fini.</w:t>
             </w:r>
           </w:p>
         </w:tc>
@@ -1624,7 +1624,7 @@
                 <w:color w:val="16A34A"/>
                 <w:sz w:val="16"/>
               </w:rPr>
-              <w:t>s00q27</w:t>
+              <w:t>—</w:t>
             </w:r>
           </w:p>
         </w:tc>
@@ -1655,7 +1655,7 @@
                 <w:i w:val="0"/>
                 <w:sz w:val="17"/>
               </w:rPr>
-              <w:t>Vous avez declaré que le questionnaire est complètement fini mais le questionnaire est en statut partiel, prière de mettre le questionnaire en statut complet s'il est fini.</w:t>
+              <w:t>L'adresse ou la localisation du ménage doit être bien renseignée, ne doit pas contenir des numéros de téléphone et elle semble courte pour être une adresse.</w:t>
             </w:r>
           </w:p>
         </w:tc>
@@ -1745,7 +1745,7 @@
                 <w:i w:val="0"/>
                 <w:sz w:val="17"/>
               </w:rPr>
-              <w:t>L'adresse ou la localisation du ménage doit être bien renseignée, ne doit pas contenir des numéros de téléphone et elle semble courte pour être une adresse.</w:t>
+              <w:t>Prière de renseigner la bonne adresse.</w:t>
             </w:r>
           </w:p>
         </w:tc>
@@ -1778,7 +1778,7 @@
                 <w:i w:val="0"/>
                 <w:sz w:val="16"/>
               </w:rPr>
-              <w:t>S00</w:t>
+              <w:t>S01</w:t>
               <w:br/>
             </w:r>
             <w:r>
@@ -1788,7 +1788,7 @@
                 <w:color w:val="64748B"/>
                 <w:sz w:val="14"/>
               </w:rPr>
-              <w:t>Identification</w:t>
+              <w:t>Démographie</w:t>
             </w:r>
           </w:p>
         </w:tc>
@@ -1804,7 +1804,7 @@
                 <w:color w:val="16A34A"/>
                 <w:sz w:val="16"/>
               </w:rPr>
-              <w:t>—</w:t>
+              <w:t>s01q41a, s01q00b</w:t>
             </w:r>
           </w:p>
         </w:tc>
@@ -1835,7 +1835,7 @@
                 <w:i w:val="0"/>
                 <w:sz w:val="17"/>
               </w:rPr>
-              <w:t>Prière de renseigner la bonne adresse.</w:t>
+              <w:t>Attention ! Le montant (2500 Fcfa) dépensé ou reçu en cadeau pour les recharges internet ou de forfaits de données mobiles(hors appels vocaux), aucours des 30 derniers jours de  HADJI KANDE est relativement élevé par rapport aux autres montants depansés observés dans cette zone.</w:t>
             </w:r>
           </w:p>
         </w:tc>
@@ -1894,7 +1894,7 @@
                 <w:color w:val="16A34A"/>
                 <w:sz w:val="16"/>
               </w:rPr>
-              <w:t>s01q41a, s01q00b</w:t>
+              <w:t>—</w:t>
             </w:r>
           </w:p>
         </w:tc>
@@ -1925,7 +1925,7 @@
                 <w:i w:val="0"/>
                 <w:sz w:val="17"/>
               </w:rPr>
-              <w:t>Attention ! Le montant (2500 Fcfa) dépensé ou reçu en cadeau pour les recharges internet ou de forfaits de données mobiles(hors appels vocaux), aucours des 30 derniers jours de  HADJI KANDE est relativement élevé par rapport aux autres montants depansés observés dans cette zone.</w:t>
+              <w:t>Prière de corriger ou de confirmer avec le QG.</w:t>
             </w:r>
           </w:p>
         </w:tc>
@@ -1984,7 +1984,7 @@
                 <w:color w:val="16A34A"/>
                 <w:sz w:val="16"/>
               </w:rPr>
-              <w:t>—</w:t>
+              <w:t>s01q41a, s01q00b</w:t>
             </w:r>
           </w:p>
         </w:tc>
@@ -2015,7 +2015,7 @@
                 <w:i w:val="0"/>
                 <w:sz w:val="17"/>
               </w:rPr>
-              <w:t>Prière de corriger ou de confirmer avec le QG.</w:t>
+              <w:t>Attention ! Le montant (5000 Fcfa) dépensé ou reçu en cadeau pour les recharges internet ou de forfaits de données mobiles(hors appels vocaux), aucours des 30 derniers jours de  BOUBACAR KANDE est relativement élevé par rapport aux autres montants depansés observés dans cette zone.</w:t>
             </w:r>
           </w:p>
         </w:tc>
@@ -2074,7 +2074,7 @@
                 <w:color w:val="16A34A"/>
                 <w:sz w:val="16"/>
               </w:rPr>
-              <w:t>s01q41a, s01q00b</w:t>
+              <w:t>s01q10_1</w:t>
             </w:r>
           </w:p>
         </w:tc>
@@ -2105,187 +2105,7 @@
                 <w:i w:val="0"/>
                 <w:sz w:val="17"/>
               </w:rPr>
-              <w:t>Attention ! Le montant (5000 Fcfa) dépensé ou reçu en cadeau pour les recharges internet ou de forfaits de données mobiles(hors appels vocaux), aucours des 30 derniers jours de  BOUBACAR KANDE est relativement élevé par rapport aux autres montants depansés observés dans cette zone.</w:t>
-            </w:r>
-          </w:p>
-        </w:tc>
-      </w:tr>
-      <w:tr>
-        <w:tc>
-          <w:tcPr>
-            <w:tcW w:type="dxa" w:w="964"/>
-          </w:tcPr>
-          <w:p>
-            <w:r>
-              <w:rPr>
-                <w:b/>
-                <w:i w:val="0"/>
-                <w:color w:val="EA580C"/>
-                <w:sz w:val="16"/>
-              </w:rPr>
-              <w:t>Moyenne</w:t>
-            </w:r>
-          </w:p>
-        </w:tc>
-        <w:tc>
-          <w:tcPr>
-            <w:tcW w:type="dxa" w:w="1247"/>
-          </w:tcPr>
-          <w:p>
-            <w:r>
-              <w:rPr>
-                <w:b/>
-                <w:i w:val="0"/>
-                <w:sz w:val="16"/>
-              </w:rPr>
-              <w:t>S01</w:t>
-              <w:br/>
-            </w:r>
-            <w:r>
-              <w:rPr>
-                <w:b w:val="0"/>
-                <w:i w:val="0"/>
-                <w:color w:val="64748B"/>
-                <w:sz w:val="14"/>
-              </w:rPr>
-              <w:t>Démographie</w:t>
-            </w:r>
-          </w:p>
-        </w:tc>
-        <w:tc>
-          <w:tcPr>
-            <w:tcW w:type="dxa" w:w="1531"/>
-          </w:tcPr>
-          <w:p>
-            <w:r>
-              <w:rPr>
-                <w:b/>
-                <w:i w:val="0"/>
-                <w:color w:val="16A34A"/>
-                <w:sz w:val="16"/>
-              </w:rPr>
-              <w:t>s01q10_1</w:t>
-            </w:r>
-          </w:p>
-        </w:tc>
-        <w:tc>
-          <w:tcPr>
-            <w:tcW w:type="dxa" w:w="1191"/>
-          </w:tcPr>
-          <w:p>
-            <w:r>
-              <w:rPr>
-                <w:b w:val="0"/>
-                <w:i w:val="0"/>
-                <w:color w:val="64748B"/>
-                <w:sz w:val="16"/>
-              </w:rPr>
-              <w:t>GT-CQ</w:t>
-            </w:r>
-          </w:p>
-        </w:tc>
-        <w:tc>
-          <w:tcPr>
-            <w:tcW w:type="dxa" w:w="4706"/>
-          </w:tcPr>
-          <w:p>
-            <w:r>
-              <w:rPr>
-                <w:b w:val="0"/>
-                <w:i w:val="0"/>
-                <w:sz w:val="17"/>
-              </w:rPr>
               <w:t>La taille du ménage lors de l'enquête principale (10) de ce ménage est inférieur à la taille du denombrement (12), prière de fournir des explications concrètes ou aller revisiter le ménage.</w:t>
-            </w:r>
-          </w:p>
-        </w:tc>
-      </w:tr>
-      <w:tr>
-        <w:tc>
-          <w:tcPr>
-            <w:tcW w:type="dxa" w:w="964"/>
-          </w:tcPr>
-          <w:p>
-            <w:r>
-              <w:rPr>
-                <w:b/>
-                <w:i w:val="0"/>
-                <w:color w:val="EA580C"/>
-                <w:sz w:val="16"/>
-              </w:rPr>
-              <w:t>Moyenne</w:t>
-            </w:r>
-          </w:p>
-        </w:tc>
-        <w:tc>
-          <w:tcPr>
-            <w:tcW w:type="dxa" w:w="1247"/>
-          </w:tcPr>
-          <w:p>
-            <w:r>
-              <w:rPr>
-                <w:b/>
-                <w:i w:val="0"/>
-                <w:sz w:val="16"/>
-              </w:rPr>
-              <w:t>S02</w:t>
-              <w:br/>
-            </w:r>
-            <w:r>
-              <w:rPr>
-                <w:b w:val="0"/>
-                <w:i w:val="0"/>
-                <w:color w:val="64748B"/>
-                <w:sz w:val="14"/>
-              </w:rPr>
-              <w:t>Éducation</w:t>
-            </w:r>
-          </w:p>
-        </w:tc>
-        <w:tc>
-          <w:tcPr>
-            <w:tcW w:type="dxa" w:w="1531"/>
-          </w:tcPr>
-          <w:p>
-            <w:r>
-              <w:rPr>
-                <w:b/>
-                <w:i w:val="0"/>
-                <w:color w:val="16A34A"/>
-                <w:sz w:val="16"/>
-              </w:rPr>
-              <w:t>—</w:t>
-            </w:r>
-          </w:p>
-        </w:tc>
-        <w:tc>
-          <w:tcPr>
-            <w:tcW w:type="dxa" w:w="1191"/>
-          </w:tcPr>
-          <w:p>
-            <w:r>
-              <w:rPr>
-                <w:b w:val="0"/>
-                <w:i w:val="0"/>
-                <w:color w:val="64748B"/>
-                <w:sz w:val="16"/>
-              </w:rPr>
-              <w:t>GT-CQ</w:t>
-            </w:r>
-          </w:p>
-        </w:tc>
-        <w:tc>
-          <w:tcPr>
-            <w:tcW w:type="dxa" w:w="4706"/>
-          </w:tcPr>
-          <w:p>
-            <w:r>
-              <w:rPr>
-                <w:b w:val="0"/>
-                <w:i w:val="0"/>
-                <w:sz w:val="17"/>
-              </w:rPr>
-              <w:t>veuillez, s'il vous plait, confirmer les frais de scolarité ( 5000 FCFA) payée de FATOUMATA KANDE avec le QG ou apporter les corrections nécessaires.</w:t>
             </w:r>
           </w:p>
         </w:tc>
